--- a/docs/manuals/Инструкция_Telegram-бот.docx
+++ b/docs/manuals/Инструкция_Telegram-бот.docx
@@ -8,7 +8,7 @@
           <w:noProof/>
         </w:rPr>
         <w:drawing>
-          <wp:inline distT="0" distB="0" distL="0" distR="0" wp14:anchorId="701AEB43" wp14:editId="53C06199">
+          <wp:inline distT="0" distB="0" distL="0" distR="0" wp14:anchorId="6F50C058" wp14:editId="07EFD893">
             <wp:extent cx="648000" cy="648000"/>
             <wp:effectExtent l="0" t="0" r="0" b="0"/>
             <wp:docPr id="1" name="Picture 1"/>
@@ -395,7 +395,7 @@
         </w:rPr>
         <w:lastRenderedPageBreak/>
         <w:drawing>
-          <wp:inline distT="0" distB="0" distL="0" distR="0" wp14:anchorId="166D18F4" wp14:editId="72631178">
+          <wp:inline distT="0" distB="0" distL="0" distR="0" wp14:anchorId="17542266" wp14:editId="11B84FDD">
             <wp:extent cx="2700000" cy="4937143"/>
             <wp:effectExtent l="0" t="0" r="0" b="0"/>
             <wp:docPr id="2" name="Picture 2"/>
@@ -774,7 +774,7 @@
                 <w:noProof/>
               </w:rPr>
               <w:drawing>
-                <wp:inline distT="0" distB="0" distL="0" distR="0" wp14:anchorId="5DA217B6" wp14:editId="2E748958">
+                <wp:inline distT="0" distB="0" distL="0" distR="0" wp14:anchorId="66DC9C96" wp14:editId="38701563">
                   <wp:extent cx="3060000" cy="8079857"/>
                   <wp:effectExtent l="0" t="0" r="0" b="0"/>
                   <wp:docPr id="3" name="Picture 3"/>
@@ -1086,7 +1086,7 @@
           <w:noProof/>
         </w:rPr>
         <w:drawing>
-          <wp:inline distT="0" distB="0" distL="0" distR="0" wp14:anchorId="47C5C1D8" wp14:editId="08AA6340">
+          <wp:inline distT="0" distB="0" distL="0" distR="0" wp14:anchorId="3EF14A36" wp14:editId="49B8CBE3">
             <wp:extent cx="2700000" cy="2359286"/>
             <wp:effectExtent l="0" t="0" r="0" b="0"/>
             <wp:docPr id="4" name="Picture 4"/>
@@ -1632,7 +1632,7 @@
           <w:noProof/>
         </w:rPr>
         <w:drawing>
-          <wp:inline distT="0" distB="0" distL="0" distR="0" wp14:anchorId="0BAE3152" wp14:editId="34A6CA91">
+          <wp:inline distT="0" distB="0" distL="0" distR="0" wp14:anchorId="5172AE3D" wp14:editId="37932DC8">
             <wp:extent cx="2700000" cy="5997857"/>
             <wp:effectExtent l="0" t="0" r="0" b="0"/>
             <wp:docPr id="5" name="Picture 5"/>
@@ -3069,31 +3069,31 @@
       </w:rPr>
     </w:lvl>
   </w:abstractNum>
-  <w:num w:numId="1" w16cid:durableId="609552106">
+  <w:num w:numId="1" w16cid:durableId="1515345228">
     <w:abstractNumId w:val="8"/>
   </w:num>
-  <w:num w:numId="2" w16cid:durableId="1538853340">
+  <w:num w:numId="2" w16cid:durableId="752776989">
     <w:abstractNumId w:val="6"/>
   </w:num>
-  <w:num w:numId="3" w16cid:durableId="1955597927">
+  <w:num w:numId="3" w16cid:durableId="883367525">
     <w:abstractNumId w:val="5"/>
   </w:num>
-  <w:num w:numId="4" w16cid:durableId="720058334">
+  <w:num w:numId="4" w16cid:durableId="512913554">
     <w:abstractNumId w:val="4"/>
   </w:num>
-  <w:num w:numId="5" w16cid:durableId="523789304">
+  <w:num w:numId="5" w16cid:durableId="1691294885">
     <w:abstractNumId w:val="7"/>
   </w:num>
-  <w:num w:numId="6" w16cid:durableId="1178737342">
+  <w:num w:numId="6" w16cid:durableId="1784762204">
     <w:abstractNumId w:val="3"/>
   </w:num>
-  <w:num w:numId="7" w16cid:durableId="1492985688">
+  <w:num w:numId="7" w16cid:durableId="1645351677">
     <w:abstractNumId w:val="2"/>
   </w:num>
-  <w:num w:numId="8" w16cid:durableId="1540431130">
+  <w:num w:numId="8" w16cid:durableId="1684935479">
     <w:abstractNumId w:val="1"/>
   </w:num>
-  <w:num w:numId="9" w16cid:durableId="330763987">
+  <w:num w:numId="9" w16cid:durableId="26759022">
     <w:abstractNumId w:val="0"/>
   </w:num>
 </w:numbering>

--- a/docs/manuals/Инструкция_Telegram-бот.docx
+++ b/docs/manuals/Инструкция_Telegram-бот.docx
@@ -8,7 +8,7 @@
           <w:noProof/>
         </w:rPr>
         <w:drawing>
-          <wp:inline distT="0" distB="0" distL="0" distR="0" wp14:anchorId="6F50C058" wp14:editId="07EFD893">
+          <wp:inline distT="0" distB="0" distL="0" distR="0" wp14:anchorId="010573DF" wp14:editId="493ADD9F">
             <wp:extent cx="648000" cy="648000"/>
             <wp:effectExtent l="0" t="0" r="0" b="0"/>
             <wp:docPr id="1" name="Picture 1"/>
@@ -395,7 +395,7 @@
         </w:rPr>
         <w:lastRenderedPageBreak/>
         <w:drawing>
-          <wp:inline distT="0" distB="0" distL="0" distR="0" wp14:anchorId="17542266" wp14:editId="11B84FDD">
+          <wp:inline distT="0" distB="0" distL="0" distR="0" wp14:anchorId="7254EBA9" wp14:editId="3EE1A1F7">
             <wp:extent cx="2700000" cy="4937143"/>
             <wp:effectExtent l="0" t="0" r="0" b="0"/>
             <wp:docPr id="2" name="Picture 2"/>
@@ -774,7 +774,7 @@
                 <w:noProof/>
               </w:rPr>
               <w:drawing>
-                <wp:inline distT="0" distB="0" distL="0" distR="0" wp14:anchorId="66DC9C96" wp14:editId="38701563">
+                <wp:inline distT="0" distB="0" distL="0" distR="0" wp14:anchorId="710F4609" wp14:editId="71FEC825">
                   <wp:extent cx="3060000" cy="8079857"/>
                   <wp:effectExtent l="0" t="0" r="0" b="0"/>
                   <wp:docPr id="3" name="Picture 3"/>
@@ -1086,7 +1086,7 @@
           <w:noProof/>
         </w:rPr>
         <w:drawing>
-          <wp:inline distT="0" distB="0" distL="0" distR="0" wp14:anchorId="3EF14A36" wp14:editId="49B8CBE3">
+          <wp:inline distT="0" distB="0" distL="0" distR="0" wp14:anchorId="56511D77" wp14:editId="00E438F9">
             <wp:extent cx="2700000" cy="2359286"/>
             <wp:effectExtent l="0" t="0" r="0" b="0"/>
             <wp:docPr id="4" name="Picture 4"/>
@@ -1632,7 +1632,7 @@
           <w:noProof/>
         </w:rPr>
         <w:drawing>
-          <wp:inline distT="0" distB="0" distL="0" distR="0" wp14:anchorId="5172AE3D" wp14:editId="37932DC8">
+          <wp:inline distT="0" distB="0" distL="0" distR="0" wp14:anchorId="4E6A5AA9" wp14:editId="6124D3B2">
             <wp:extent cx="2700000" cy="5997857"/>
             <wp:effectExtent l="0" t="0" r="0" b="0"/>
             <wp:docPr id="5" name="Picture 5"/>
@@ -3069,31 +3069,31 @@
       </w:rPr>
     </w:lvl>
   </w:abstractNum>
-  <w:num w:numId="1" w16cid:durableId="1515345228">
+  <w:num w:numId="1" w16cid:durableId="1783650178">
     <w:abstractNumId w:val="8"/>
   </w:num>
-  <w:num w:numId="2" w16cid:durableId="752776989">
+  <w:num w:numId="2" w16cid:durableId="1459492799">
     <w:abstractNumId w:val="6"/>
   </w:num>
-  <w:num w:numId="3" w16cid:durableId="883367525">
+  <w:num w:numId="3" w16cid:durableId="1699545624">
     <w:abstractNumId w:val="5"/>
   </w:num>
-  <w:num w:numId="4" w16cid:durableId="512913554">
+  <w:num w:numId="4" w16cid:durableId="1443374850">
     <w:abstractNumId w:val="4"/>
   </w:num>
-  <w:num w:numId="5" w16cid:durableId="1691294885">
+  <w:num w:numId="5" w16cid:durableId="444234203">
     <w:abstractNumId w:val="7"/>
   </w:num>
-  <w:num w:numId="6" w16cid:durableId="1784762204">
+  <w:num w:numId="6" w16cid:durableId="62870637">
     <w:abstractNumId w:val="3"/>
   </w:num>
-  <w:num w:numId="7" w16cid:durableId="1645351677">
+  <w:num w:numId="7" w16cid:durableId="1994412908">
     <w:abstractNumId w:val="2"/>
   </w:num>
-  <w:num w:numId="8" w16cid:durableId="1684935479">
+  <w:num w:numId="8" w16cid:durableId="731001585">
     <w:abstractNumId w:val="1"/>
   </w:num>
-  <w:num w:numId="9" w16cid:durableId="26759022">
+  <w:num w:numId="9" w16cid:durableId="1866945752">
     <w:abstractNumId w:val="0"/>
   </w:num>
 </w:numbering>

--- a/docs/manuals/Инструкция_Telegram-бот.docx
+++ b/docs/manuals/Инструкция_Telegram-бот.docx
@@ -8,7 +8,7 @@
           <w:noProof/>
         </w:rPr>
         <w:drawing>
-          <wp:inline distT="0" distB="0" distL="0" distR="0" wp14:anchorId="010573DF" wp14:editId="493ADD9F">
+          <wp:inline distT="0" distB="0" distL="0" distR="0" wp14:anchorId="2D2B9877" wp14:editId="7C84DF6C">
             <wp:extent cx="648000" cy="648000"/>
             <wp:effectExtent l="0" t="0" r="0" b="0"/>
             <wp:docPr id="1" name="Picture 1"/>
@@ -125,14 +125,42 @@
           <w:rFonts w:cs="Montserrat"/>
           <w:color w:val="1C1D22"/>
         </w:rPr>
-        <w:t xml:space="preserve">Бот проверяет денситометрические снимки (DXA) </w:t>
+        <w:t xml:space="preserve">Telegram-бот — </w:t>
+      </w:r>
+      <w:r>
+        <w:rPr>
+          <w:rFonts w:cs="Montserrat"/>
+          <w:b/>
+          <w:color w:val="1C1D22"/>
+        </w:rPr>
+        <w:t xml:space="preserve">демонстрация альтернативного </w:t>
+      </w:r>
+      <w:r>
+        <w:rPr>
+          <w:rFonts w:cs="Montserrat"/>
+          <w:b/>
+          <w:color w:val="1C1D22"/>
+        </w:rPr>
+        <w:t>интерфейса</w:t>
       </w:r>
       <w:r>
         <w:rPr>
           <w:rFonts w:cs="Montserrat"/>
           <w:color w:val="1C1D22"/>
         </w:rPr>
-        <w:t>поясничного отдела позвоночника и бедра по пяти критериям технического задания: укладка, ось позвоночника, посторонние предметы, ротация бедра, отступы области интереса. Вы присылаете DICOM-файлы или zip-архив — бот отвечает:</w:t>
+        <w:t>: тот же анализ, что в приложении и на сервере, отвечает прямо в чате, с телефона. Это заготовка для дальнейшей доработки и интеграции в другие сервисы — корпоративный мессенджер медорганизации, медицинскую информационную систему (МИС), систему уведомлений. В основной контур бот не входит и по умолчанию не запускается. Для реальных данных пациентов он не предназначен: файлы проходят через серверы Telegram (пункт 3.2 технического задания), поэтому присылать ему можно только обезличенные снимки.</w:t>
+      </w:r>
+    </w:p>
+    <w:p>
+      <w:pPr>
+        <w:spacing w:line="300" w:lineRule="auto"/>
+      </w:pPr>
+      <w:r>
+        <w:rPr>
+          <w:rFonts w:cs="Montserrat"/>
+          <w:color w:val="1C1D22"/>
+        </w:rPr>
+        <w:t>Бот проверяет денситометрические снимки (DXA — рентгеновская денситометрия, измерение плотности кости) поясничного отдела позвоночника и бедра по пяти критериям технического задания: укладка, ось позвоночника, посторонние предметы, ротация бедра, отступы области интереса. Вы присылаете файлы DICOM (стандартный формат медицинских снимков) или zip-архив — бот отвечает:</w:t>
       </w:r>
     </w:p>
     <w:p>
@@ -237,7 +265,7 @@
           <w:rFonts w:cs="Montserrat"/>
           <w:color w:val="1C1D22"/>
         </w:rPr>
-        <w:t>Анализ тот же, что в приложении и на сервере: вердикты совпадают.</w:t>
+        <w:t>Анализ тот же, что в приложении для Windows и на сервере: вердикты совпадают. Для клинической работы с реальными пациентами предназначены именно они — приложение и сервер работают полностью локально, без интернета.</w:t>
       </w:r>
     </w:p>
     <w:tbl>
@@ -277,7 +305,7 @@
                 <w:color w:val="1C1D22"/>
                 <w:sz w:val="20"/>
               </w:rPr>
-              <w:t>Файлы, отправленные боту, проходят через серверы Telegram. Не присылайте исследования с именами и другими данными пациентов. Для работы с реальными пациентами есть приложение для Windows и серверная версия — они работают без интернета.</w:t>
+              <w:t>Файлы, отправленные боту, проходят через серверы Telegram. Не присылайте исследования с именами и другими данными пациентов.</w:t>
             </w:r>
           </w:p>
         </w:tc>
@@ -395,7 +423,7 @@
         </w:rPr>
         <w:lastRenderedPageBreak/>
         <w:drawing>
-          <wp:inline distT="0" distB="0" distL="0" distR="0" wp14:anchorId="7254EBA9" wp14:editId="3EE1A1F7">
+          <wp:inline distT="0" distB="0" distL="0" distR="0" wp14:anchorId="107C3C68" wp14:editId="0926132A">
             <wp:extent cx="2700000" cy="4937143"/>
             <wp:effectExtent l="0" t="0" r="0" b="0"/>
             <wp:docPr id="2" name="Picture 2"/>
@@ -442,16 +470,7 @@
           <w:color w:val="8B8599"/>
           <w:sz w:val="17"/>
         </w:rPr>
-        <w:t xml:space="preserve">Ответ на </w:t>
-      </w:r>
-      <w:r>
-        <w:rPr>
-          <w:rFonts w:cs="Montserrat"/>
-          <w:i/>
-          <w:color w:val="8B8599"/>
-          <w:sz w:val="17"/>
-        </w:rPr>
-        <w:t>/start</w:t>
+        <w:t>Ответ на /start</w:t>
       </w:r>
     </w:p>
     <w:tbl>
@@ -491,7 +510,7 @@
                 <w:color w:val="1C1D22"/>
                 <w:sz w:val="20"/>
               </w:rPr>
-              <w:t>Бот работает на компьютере команды и отвечает, пока он включён. Попробуйте позже или обратитесь к команде проекта.</w:t>
+              <w:t>Бот работает на компьютере команды и отвечает, пока тот включён. Попробуйте позже или обратитесь к команде проекта.</w:t>
             </w:r>
           </w:p>
         </w:tc>
@@ -559,7 +578,7 @@
           <w:rFonts w:cs="Montserrat"/>
           <w:color w:val="1C1D22"/>
         </w:rPr>
-        <w:t xml:space="preserve"> (не «Фото»: Telegram сжимает фото, и данных DICOM в нём нет).</w:t>
+        <w:t xml:space="preserve"> (не «Фото»: Telegram сжимает фото, и данных DICOM в нём не остаётся).</w:t>
       </w:r>
     </w:p>
     <w:p>
@@ -616,7 +635,14 @@
           <w:rFonts w:cs="Montserrat"/>
           <w:color w:val="1C1D22"/>
         </w:rPr>
-        <w:t>Отправьте. Бот ответит «Обрабатываю…», через несколько секунд придёт результат.</w:t>
+        <w:t xml:space="preserve">Отправьте. Бот ответит «Обрабатываю…», и через несколько секунд придёт </w:t>
+      </w:r>
+      <w:r>
+        <w:rPr>
+          <w:rFonts w:cs="Montserrat"/>
+          <w:color w:val="1C1D22"/>
+        </w:rPr>
+        <w:t>результат.</w:t>
       </w:r>
     </w:p>
     <w:p>
@@ -662,7 +688,7 @@
           <w:rFonts w:cs="Montserrat"/>
           <w:color w:val="1C1D22"/>
         </w:rPr>
-        <w:t xml:space="preserve"> за сообщение (ограничение Telegram для ботов). Больше — разделите архив или используйте приложение для Windows.</w:t>
+        <w:t xml:space="preserve"> за сообщение (ограничение Telegram для ботов). Если файл больше, разделите архив или используйте приложение для Windows.</w:t>
       </w:r>
     </w:p>
     <w:p>
@@ -724,7 +750,7 @@
           <w:rFonts w:cs="Montserrat"/>
           <w:color w:val="1C1D22"/>
         </w:rPr>
-        <w:t>Если отправить несколько сообщений подряд, бот обработает их по очереди и сообщит место в очереди.</w:t>
+        <w:t>Если отправить несколько сообщений подряд, бот обработает их по очереди и сообщит, сколько заданий перед вами.</w:t>
       </w:r>
     </w:p>
     <w:p>
@@ -774,7 +800,7 @@
                 <w:noProof/>
               </w:rPr>
               <w:drawing>
-                <wp:inline distT="0" distB="0" distL="0" distR="0" wp14:anchorId="710F4609" wp14:editId="71FEC825">
+                <wp:inline distT="0" distB="0" distL="0" distR="0" wp14:anchorId="14B9DA46" wp14:editId="38F762C2">
                   <wp:extent cx="3060000" cy="8079857"/>
                   <wp:effectExtent l="0" t="0" r="0" b="0"/>
                   <wp:docPr id="3" name="Picture 3"/>
@@ -863,14 +889,14 @@
           <w:rFonts w:cs="Montserrat"/>
           <w:color w:val="1C1D22"/>
         </w:rPr>
-        <w:t xml:space="preserve">Первая строка — сколько исследований и снимков, сколько с нарушением и сколько качественных. Дальше — снимки по </w:t>
+        <w:t xml:space="preserve">Первая строка — сколько исследований и снимков, сколько с </w:t>
       </w:r>
       <w:r>
         <w:rPr>
           <w:rFonts w:cs="Montserrat"/>
           <w:color w:val="1C1D22"/>
         </w:rPr>
-        <w:t>номерам:</w:t>
+        <w:t>нарушением и сколько качественных. Дальше — снимки по номерам:</w:t>
       </w:r>
     </w:p>
     <w:p>
@@ -909,7 +935,7 @@
           <w:rFonts w:cs="Montserrat"/>
           <w:color w:val="1C1D22"/>
         </w:rPr>
-        <w:t xml:space="preserve"> — всё в порядке; вероятность показывает, насколько система уверена.</w:t>
+        <w:t xml:space="preserve"> — всё в порядке; вероятность показывает, насколько система уверена в вердикте.</w:t>
       </w:r>
     </w:p>
     <w:p>
@@ -992,6 +1018,18 @@
     </w:p>
     <w:p>
       <w:pPr>
+        <w:spacing w:line="300" w:lineRule="auto"/>
+      </w:pPr>
+      <w:r>
+        <w:rPr>
+          <w:rFonts w:cs="Montserrat"/>
+          <w:color w:val="1C1D22"/>
+        </w:rPr>
+        <w:t>Если снимков больше 25, в сводке перечислены только снимки с нарушением или ошибкой; остальные есть в таблице отчёта.</w:t>
+      </w:r>
+    </w:p>
+    <w:p>
+      <w:pPr>
         <w:keepNext/>
         <w:spacing w:before="200" w:after="80" w:line="264" w:lineRule="auto"/>
       </w:pPr>
@@ -1014,7 +1052,7 @@
           <w:rFonts w:cs="Montserrat"/>
           <w:color w:val="1C1D22"/>
         </w:rPr>
-        <w:t>Альбомом приходят снимки: до 10 снимков — все, больше — только с нарушением. Подпись к снимку — та же строка, что в сводке. Голубым показаны найденные ориентиры, зелёным и красным — пороги (красный — не выдержан), оранжевым — тепловая карта нейросети.</w:t>
+        <w:t>Альбомом приходит не больше 10 снимков: если снимков в исследовании до 10 — все, если больше — только с нарушением, первые 10. Остальные можно получить по кнопке «Все снимки с разметкой (.zip)». Подпись к снимку — та же строка, что в сводке. Голубым показаны найденные ориентиры и вспомогательные построения, зелёным — выдержанный порог (для позвоночника — ось в норме), красным — нарушение, оранжевым — тепловая карта нейросети.</w:t>
       </w:r>
     </w:p>
     <w:p>
@@ -1086,7 +1124,7 @@
           <w:noProof/>
         </w:rPr>
         <w:drawing>
-          <wp:inline distT="0" distB="0" distL="0" distR="0" wp14:anchorId="56511D77" wp14:editId="00E438F9">
+          <wp:inline distT="0" distB="0" distL="0" distR="0" wp14:anchorId="05947037" wp14:editId="2AA1A940">
             <wp:extent cx="2700000" cy="2359286"/>
             <wp:effectExtent l="0" t="0" r="0" b="0"/>
             <wp:docPr id="4" name="Picture 4"/>
@@ -1232,15 +1270,7 @@
                 <w:color w:val="1C1D22"/>
                 <w:sz w:val="19"/>
               </w:rPr>
-              <w:t xml:space="preserve">текстовое заключение по каждому снимку в </w:t>
-            </w:r>
-            <w:r>
-              <w:rPr>
-                <w:rFonts w:cs="Montserrat"/>
-                <w:color w:val="1C1D22"/>
-                <w:sz w:val="19"/>
-              </w:rPr>
-              <w:t>формате DICOM SR; его можно загрузить в PACS рядом с исходным снимком</w:t>
+              <w:t>структурированное текстовое заключение (DICOM SR) по каждому снимку; его можно загрузить в PACS — архив снимков клиники — рядом с исходным снимком</w:t>
             </w:r>
           </w:p>
         </w:tc>
@@ -1281,7 +1311,15 @@
                 <w:color w:val="1C1D22"/>
                 <w:sz w:val="19"/>
               </w:rPr>
-              <w:t>все измерения: углы, миллиметры, вероятности, флаги</w:t>
+              <w:t xml:space="preserve">все </w:t>
+            </w:r>
+            <w:r>
+              <w:rPr>
+                <w:rFonts w:cs="Montserrat"/>
+                <w:color w:val="1C1D22"/>
+                <w:sz w:val="19"/>
+              </w:rPr>
+              <w:t>измерения: углы, миллиметры, вероятности, флаги</w:t>
             </w:r>
           </w:p>
         </w:tc>
@@ -1521,7 +1559,7 @@
                 <w:color w:val="1C1D22"/>
                 <w:sz w:val="19"/>
               </w:rPr>
-              <w:t>пример на семи демо-исследованиях: по одному на каждый тип нарушения и две нормы</w:t>
+              <w:t>пример на семи демо-исследованиях: по одному на каждый тип нарушения и два качественных</w:t>
             </w:r>
           </w:p>
         </w:tc>
@@ -1562,15 +1600,7 @@
                 <w:color w:val="1C1D22"/>
                 <w:sz w:val="19"/>
               </w:rPr>
-              <w:t xml:space="preserve">что проверяется и насколько точно (метрики на </w:t>
-            </w:r>
-            <w:r>
-              <w:rPr>
-                <w:rFonts w:cs="Montserrat"/>
-                <w:color w:val="1C1D22"/>
-                <w:sz w:val="19"/>
-              </w:rPr>
-              <w:t>обучающем наборе)</w:t>
+              <w:t>что проверяется и насколько точно: метрики на обучающем наборе, где каждый снимок проверен моделью, которая его не видела (out-of-fold)</w:t>
             </w:r>
           </w:p>
         </w:tc>
@@ -1632,7 +1662,7 @@
           <w:noProof/>
         </w:rPr>
         <w:drawing>
-          <wp:inline distT="0" distB="0" distL="0" distR="0" wp14:anchorId="4E6A5AA9" wp14:editId="6124D3B2">
+          <wp:inline distT="0" distB="0" distL="0" distR="0" wp14:anchorId="16E6C9BB" wp14:editId="2ED5B75E">
             <wp:extent cx="2700000" cy="5997857"/>
             <wp:effectExtent l="0" t="0" r="0" b="0"/>
             <wp:docPr id="5" name="Picture 5"/>
@@ -1822,7 +1852,15 @@
                 <w:color w:val="1C1D22"/>
                 <w:sz w:val="19"/>
               </w:rPr>
-              <w:t>некорректная укладка позвоночника: не видны верхние края подвздошных костей</w:t>
+              <w:t xml:space="preserve">некорректная укладка позвоночника: в кадр не попали верхние края подвздошных костей таза, по которым врач </w:t>
+            </w:r>
+            <w:r>
+              <w:rPr>
+                <w:rFonts w:cs="Montserrat"/>
+                <w:color w:val="1C1D22"/>
+                <w:sz w:val="19"/>
+              </w:rPr>
+              <w:t>находит нужные позвонки</w:t>
             </w:r>
           </w:p>
         </w:tc>
@@ -1840,15 +1878,7 @@
                 <w:color w:val="1C1D22"/>
                 <w:sz w:val="19"/>
               </w:rPr>
-              <w:t xml:space="preserve">внизу кадра по </w:t>
-            </w:r>
-            <w:r>
-              <w:rPr>
-                <w:rFonts w:cs="Montserrat"/>
-                <w:color w:val="1C1D22"/>
-                <w:sz w:val="19"/>
-              </w:rPr>
-              <w:t>бокам от позвоночника нет гребней</w:t>
+              <w:t>внизу кадра по бокам от позвоночника не видно гребней подвздошных костей</w:t>
             </w:r>
           </w:p>
         </w:tc>
@@ -1889,7 +1919,7 @@
                 <w:color w:val="1C1D22"/>
                 <w:sz w:val="19"/>
               </w:rPr>
-              <w:t>ось позвоночника отклонена больше чем на 5°</w:t>
+              <w:t>ось позвоночника наклонена больше чем на 5° от вертикали</w:t>
             </w:r>
           </w:p>
         </w:tc>
@@ -1907,7 +1937,7 @@
                 <w:color w:val="1C1D22"/>
                 <w:sz w:val="19"/>
               </w:rPr>
-              <w:t>угол на снимке и в карточке</w:t>
+              <w:t>угол показан на снимке и в карточке</w:t>
             </w:r>
           </w:p>
         </w:tc>
@@ -1948,7 +1978,7 @@
                 <w:color w:val="1C1D22"/>
                 <w:sz w:val="19"/>
               </w:rPr>
-              <w:t>посторонние предметы или наложения</w:t>
+              <w:t>в кадре посторонний предмет или наложение (пряжка, пуговица, рука пациента)</w:t>
             </w:r>
           </w:p>
         </w:tc>
@@ -1966,7 +1996,7 @@
                 <w:color w:val="1C1D22"/>
                 <w:sz w:val="19"/>
               </w:rPr>
-              <w:t>яркая дуга или пятно вне позвоночника; оранжевым — где их видит нейросеть</w:t>
+              <w:t>яркая дуга или пятно вне позвоночника; оранжевым показано, где их видит нейросеть</w:t>
             </w:r>
           </w:p>
         </w:tc>
@@ -2007,7 +2037,7 @@
                 <w:color w:val="1C1D22"/>
                 <w:sz w:val="19"/>
               </w:rPr>
-              <w:t>некорректная ротация бедра</w:t>
+              <w:t>некорректная ротация (поворот) бедра при укладке</w:t>
             </w:r>
           </w:p>
         </w:tc>
@@ -2025,7 +2055,15 @@
                 <w:color w:val="1C1D22"/>
                 <w:sz w:val="19"/>
               </w:rPr>
-              <w:t>малый вертел почти не виден или выступает слишком сильно; оранжевым — где нейросеть видит ротацию</w:t>
+              <w:t xml:space="preserve">малый вертел — небольшой костный выступ на внутренней стороне </w:t>
+            </w:r>
+            <w:r>
+              <w:rPr>
+                <w:rFonts w:cs="Montserrat"/>
+                <w:color w:val="1C1D22"/>
+                <w:sz w:val="19"/>
+              </w:rPr>
+              <w:t>бедренной кости под шейкой — почти не виден или, наоборот, сильно выступает; оранжевым показано, где нейросеть видит ротацию</w:t>
             </w:r>
           </w:p>
         </w:tc>
@@ -2066,7 +2104,7 @@
                 <w:color w:val="1C1D22"/>
                 <w:sz w:val="19"/>
               </w:rPr>
-              <w:t>недостаточные отступы области интереса до края поля</w:t>
+              <w:t>снимок захватил слишком мало: отступы области интереса до края поля недостаточны</w:t>
             </w:r>
           </w:p>
         </w:tc>
@@ -2084,7 +2122,7 @@
                 <w:color w:val="1C1D22"/>
                 <w:sz w:val="19"/>
               </w:rPr>
-              <w:t>поле сканирования короче 12.9 см; линии отступов по рисунку 6 ТЗ</w:t>
+              <w:t>поле сканирования короче 12.9 см; линии отступов показаны на снимке</w:t>
             </w:r>
           </w:p>
         </w:tc>
@@ -2163,14 +2201,7 @@
           <w:rFonts w:cs="Montserrat"/>
           <w:color w:val="1C1D22"/>
         </w:rPr>
-        <w:t xml:space="preserve">Отступы области интереса бедра оцениваются по длине поля сканирования — так, как их оценивает эксперт: поле должно вмещать 3 см над </w:t>
-      </w:r>
-      <w:r>
-        <w:rPr>
-          <w:rFonts w:cs="Montserrat"/>
-          <w:color w:val="1C1D22"/>
-        </w:rPr>
-        <w:t>вертелом, расстояние до седалищной кости и 3 см под ней.</w:t>
+        <w:t>Отступы области интереса бедра по умолчанию оцениваются так, как это делает врач-эксперт: по длине поля сканирования. Снимок должен вмещать 3 см выше верхушки большого вертела, сам сустав до седалищной кости и ещё 3 см ниже неё — всего не меньше 12.9 см. Отдельные отступы сверху, снизу и сбоку (по рисунку 6 технического задания) тоже измеряются и показаны в карточке снимка.</w:t>
       </w:r>
     </w:p>
     <w:p>
@@ -2334,15 +2365,7 @@
                 <w:color w:val="1C1D22"/>
                 <w:sz w:val="19"/>
               </w:rPr>
-              <w:t xml:space="preserve">больше 20 МБ: разделите архив или </w:t>
-            </w:r>
-            <w:r>
-              <w:rPr>
-                <w:rFonts w:cs="Montserrat"/>
-                <w:color w:val="1C1D22"/>
-                <w:sz w:val="19"/>
-              </w:rPr>
-              <w:t>обработайте в приложении</w:t>
+              <w:t>больше 20 МБ: разделите архив или обработайте в приложении</w:t>
             </w:r>
           </w:p>
         </w:tc>
@@ -2383,7 +2406,56 @@
                 <w:color w:val="1C1D22"/>
                 <w:sz w:val="19"/>
               </w:rPr>
-              <w:t>прошло больше 3 часов: пришлите файлы ещё раз</w:t>
+              <w:t xml:space="preserve">прошло </w:t>
+            </w:r>
+            <w:r>
+              <w:rPr>
+                <w:rFonts w:cs="Montserrat"/>
+                <w:color w:val="1C1D22"/>
+                <w:sz w:val="19"/>
+              </w:rPr>
+              <w:t>больше 3 часов: пришлите файлы ещё раз</w:t>
+            </w:r>
+          </w:p>
+        </w:tc>
+      </w:tr>
+      <w:tr>
+        <w:trPr>
+          <w:jc w:val="center"/>
+        </w:trPr>
+        <w:tc>
+          <w:tcPr>
+            <w:tcW w:w="3402" w:type="dxa"/>
+          </w:tcPr>
+          <w:p>
+            <w:pPr>
+              <w:spacing w:after="20" w:line="264" w:lineRule="auto"/>
+            </w:pPr>
+            <w:r>
+              <w:rPr>
+                <w:rFonts w:cs="Montserrat"/>
+                <w:color w:val="1C1D22"/>
+                <w:sz w:val="19"/>
+              </w:rPr>
+              <w:t>«Демо-архива на этом компьютере нет»</w:t>
+            </w:r>
+          </w:p>
+        </w:tc>
+        <w:tc>
+          <w:tcPr>
+            <w:tcW w:w="5669" w:type="dxa"/>
+          </w:tcPr>
+          <w:p>
+            <w:pPr>
+              <w:spacing w:after="20" w:line="264" w:lineRule="auto"/>
+            </w:pPr>
+            <w:r>
+              <w:rPr>
+                <w:rFonts w:cs="Montserrat"/>
+                <w:color w:val="1C1D22"/>
+                <w:sz w:val="19"/>
+              </w:rPr>
+              <w:t>на компьютере, где запущен бот, нет файла demo.zip: пришлите свои файлы или попросите администратора положить архив рядом с ботом (см. TELEGRAM_BOT.md)</w:t>
             </w:r>
           </w:p>
         </w:tc>
@@ -2550,7 +2622,7 @@
           <w:rFonts w:cs="Montserrat"/>
           <w:color w:val="1C1D22"/>
         </w:rPr>
-        <w:t>Бот можно запустить на любом компьютере с интернетом — белый IP и HTTPS не нужны.</w:t>
+        <w:t>Бот можно запустить на любом компьютере с интернетом — публичный IP-адрес и HTTPS не нужны, бот сам опрашивает серверы Telegram. Это единственный интерфейс проекта, которому нужен интернет.</w:t>
       </w:r>
     </w:p>
     <w:p>
@@ -2607,7 +2679,22 @@
           <w:rFonts w:cs="Montserrat"/>
           <w:color w:val="1C1D22"/>
         </w:rPr>
-        <w:t xml:space="preserve">Из репозитория: скопируйте </w:t>
+        <w:t xml:space="preserve">Из репозитория (нужен Python 3.11): установите зависимости </w:t>
+      </w:r>
+      <w:r>
+        <w:rPr>
+          <w:rFonts w:ascii="Consolas" w:eastAsia="Consolas" w:hAnsi="Consolas" w:cs="Consolas"/>
+          <w:color w:val="520977"/>
+          <w:sz w:val="20"/>
+        </w:rPr>
+        <w:t>pip install -r requirements.lock</w:t>
+      </w:r>
+      <w:r>
+        <w:rPr>
+          <w:rFonts w:cs="Montserrat"/>
+          <w:color w:val="1C1D22"/>
+        </w:rPr>
+        <w:t xml:space="preserve">, скопируйте </w:t>
       </w:r>
       <w:r>
         <w:rPr>
@@ -2652,6 +2739,21 @@
           <w:rFonts w:cs="Montserrat"/>
           <w:color w:val="1C1D22"/>
         </w:rPr>
+        <w:t xml:space="preserve">, проверьте токен командой </w:t>
+      </w:r>
+      <w:r>
+        <w:rPr>
+          <w:rFonts w:ascii="Consolas" w:eastAsia="Consolas" w:hAnsi="Consolas" w:cs="Consolas"/>
+          <w:color w:val="520977"/>
+          <w:sz w:val="20"/>
+        </w:rPr>
+        <w:t>python -m bot --check</w:t>
+      </w:r>
+      <w:r>
+        <w:rPr>
+          <w:rFonts w:cs="Montserrat"/>
+          <w:color w:val="1C1D22"/>
+        </w:rPr>
         <w:t xml:space="preserve"> и запустите </w:t>
       </w:r>
       <w:r>
@@ -2667,7 +2769,7 @@
           <w:rFonts w:cs="Montserrat"/>
           <w:color w:val="1C1D22"/>
         </w:rPr>
-        <w:t xml:space="preserve">. На Windows — </w:t>
+        <w:t xml:space="preserve">. На Windows можно запускать </w:t>
       </w:r>
       <w:r>
         <w:rPr>
@@ -2682,7 +2784,7 @@
           <w:rFonts w:cs="Montserrat"/>
           <w:color w:val="1C1D22"/>
         </w:rPr>
-        <w:t xml:space="preserve"> (перезапуск при сбое).</w:t>
+        <w:t xml:space="preserve"> — он перезапустит бота при сбое.</w:t>
       </w:r>
     </w:p>
     <w:p>
@@ -2703,14 +2805,7 @@
           <w:rFonts w:cs="Montserrat"/>
           <w:color w:val="1C1D22"/>
         </w:rPr>
-        <w:t xml:space="preserve">Из установленного приложения: ярлык «Telegram-бот» — при первом запуске он </w:t>
-      </w:r>
-      <w:r>
-        <w:rPr>
-          <w:rFonts w:cs="Montserrat"/>
-          <w:color w:val="1C1D22"/>
-        </w:rPr>
-        <w:t>спросит токен.</w:t>
+        <w:t>Из установленного приложения: ярлык «Telegram-бот» в меню «Пуск» — при первом запуске он спросит токен.</w:t>
       </w:r>
     </w:p>
     <w:p>
@@ -3069,31 +3164,31 @@
       </w:rPr>
     </w:lvl>
   </w:abstractNum>
-  <w:num w:numId="1" w16cid:durableId="1783650178">
+  <w:num w:numId="1" w16cid:durableId="754980157">
     <w:abstractNumId w:val="8"/>
   </w:num>
-  <w:num w:numId="2" w16cid:durableId="1459492799">
+  <w:num w:numId="2" w16cid:durableId="64035937">
     <w:abstractNumId w:val="6"/>
   </w:num>
-  <w:num w:numId="3" w16cid:durableId="1699545624">
+  <w:num w:numId="3" w16cid:durableId="1840847992">
     <w:abstractNumId w:val="5"/>
   </w:num>
-  <w:num w:numId="4" w16cid:durableId="1443374850">
+  <w:num w:numId="4" w16cid:durableId="1797409806">
     <w:abstractNumId w:val="4"/>
   </w:num>
-  <w:num w:numId="5" w16cid:durableId="444234203">
+  <w:num w:numId="5" w16cid:durableId="1033111930">
     <w:abstractNumId w:val="7"/>
   </w:num>
-  <w:num w:numId="6" w16cid:durableId="62870637">
+  <w:num w:numId="6" w16cid:durableId="537087265">
     <w:abstractNumId w:val="3"/>
   </w:num>
-  <w:num w:numId="7" w16cid:durableId="1994412908">
+  <w:num w:numId="7" w16cid:durableId="1432051044">
     <w:abstractNumId w:val="2"/>
   </w:num>
-  <w:num w:numId="8" w16cid:durableId="731001585">
+  <w:num w:numId="8" w16cid:durableId="1028214864">
     <w:abstractNumId w:val="1"/>
   </w:num>
-  <w:num w:numId="9" w16cid:durableId="1866945752">
+  <w:num w:numId="9" w16cid:durableId="1037774471">
     <w:abstractNumId w:val="0"/>
   </w:num>
 </w:numbering>

--- a/docs/manuals/Инструкция_Telegram-бот.docx
+++ b/docs/manuals/Инструкция_Telegram-бот.docx
@@ -8,7 +8,7 @@
           <w:noProof/>
         </w:rPr>
         <w:drawing>
-          <wp:inline distT="0" distB="0" distL="0" distR="0" wp14:anchorId="2D2B9877" wp14:editId="7C84DF6C">
+          <wp:inline distT="0" distB="0" distL="0" distR="0" wp14:anchorId="3C7AE849" wp14:editId="522E077E">
             <wp:extent cx="648000" cy="648000"/>
             <wp:effectExtent l="0" t="0" r="0" b="0"/>
             <wp:docPr id="1" name="Picture 1"/>
@@ -133,7 +133,7 @@
           <w:b/>
           <w:color w:val="1C1D22"/>
         </w:rPr>
-        <w:t xml:space="preserve">демонстрация альтернативного </w:t>
+        <w:t xml:space="preserve">приятный бонус, а не </w:t>
       </w:r>
       <w:r>
         <w:rPr>
@@ -141,14 +141,21 @@
           <w:b/>
           <w:color w:val="1C1D22"/>
         </w:rPr>
-        <w:t>интерфейса</w:t>
+        <w:t>обязательная часть проекта</w:t>
       </w:r>
       <w:r>
         <w:rPr>
           <w:rFonts w:cs="Montserrat"/>
           <w:color w:val="1C1D22"/>
         </w:rPr>
-        <w:t>: тот же анализ, что в приложении и на сервере, отвечает прямо в чате, с телефона. Это заготовка для дальнейшей доработки и интеграции в другие сервисы — корпоративный мессенджер медорганизации, медицинскую информационную систему (МИС), систему уведомлений. В основной контур бот не входит и по умолчанию не запускается. Для реальных данных пациентов он не предназначен: файлы проходят через серверы Telegram (пункт 3.2 технического задания), поэтому присылать ему можно только обезличенные снимки.</w:t>
+        <w:t>. Это демонстрация альтернативного интерфейса: тот же анализ, что в приложении и на сервере, отвечает прямо в чате, с телефона. Это заготовка для дальнейшей доработки и интеграции в другие сервисы — корпоративный мессенджер медорганизации, медицинскую информационную систему (МИС), систему уведомлений. В основной контур бот не входит и по умолчанию не запускается. Для реальных данных пациентов он не предназначен: файлы проходят через серверы Telegram (пункт 3.2 технического задания)</w:t>
+      </w:r>
+      <w:r>
+        <w:rPr>
+          <w:rFonts w:cs="Montserrat"/>
+          <w:color w:val="1C1D22"/>
+        </w:rPr>
+        <w:t>, поэтому присылать ему можно только обезличенные снимки.</w:t>
       </w:r>
     </w:p>
     <w:p>
@@ -423,7 +430,7 @@
         </w:rPr>
         <w:lastRenderedPageBreak/>
         <w:drawing>
-          <wp:inline distT="0" distB="0" distL="0" distR="0" wp14:anchorId="107C3C68" wp14:editId="0926132A">
+          <wp:inline distT="0" distB="0" distL="0" distR="0" wp14:anchorId="4AE257D8" wp14:editId="6850E8F6">
             <wp:extent cx="2700000" cy="4937143"/>
             <wp:effectExtent l="0" t="0" r="0" b="0"/>
             <wp:docPr id="2" name="Picture 2"/>
@@ -635,14 +642,14 @@
           <w:rFonts w:cs="Montserrat"/>
           <w:color w:val="1C1D22"/>
         </w:rPr>
-        <w:t xml:space="preserve">Отправьте. Бот ответит «Обрабатываю…», и через несколько секунд придёт </w:t>
+        <w:t xml:space="preserve">Отправьте. Бот ответит «Обрабатываю…», и через несколько секунд </w:t>
       </w:r>
       <w:r>
         <w:rPr>
           <w:rFonts w:cs="Montserrat"/>
           <w:color w:val="1C1D22"/>
         </w:rPr>
-        <w:t>результат.</w:t>
+        <w:t>придёт результат.</w:t>
       </w:r>
     </w:p>
     <w:p>
@@ -800,7 +807,7 @@
                 <w:noProof/>
               </w:rPr>
               <w:drawing>
-                <wp:inline distT="0" distB="0" distL="0" distR="0" wp14:anchorId="14B9DA46" wp14:editId="38F762C2">
+                <wp:inline distT="0" distB="0" distL="0" distR="0" wp14:anchorId="03060A00" wp14:editId="19BA534E">
                   <wp:extent cx="3060000" cy="8079857"/>
                   <wp:effectExtent l="0" t="0" r="0" b="0"/>
                   <wp:docPr id="3" name="Picture 3"/>
@@ -1124,7 +1131,7 @@
           <w:noProof/>
         </w:rPr>
         <w:drawing>
-          <wp:inline distT="0" distB="0" distL="0" distR="0" wp14:anchorId="05947037" wp14:editId="2AA1A940">
+          <wp:inline distT="0" distB="0" distL="0" distR="0" wp14:anchorId="1C1A9EBF" wp14:editId="4448D3D6">
             <wp:extent cx="2700000" cy="2359286"/>
             <wp:effectExtent l="0" t="0" r="0" b="0"/>
             <wp:docPr id="4" name="Picture 4"/>
@@ -1662,7 +1669,7 @@
           <w:noProof/>
         </w:rPr>
         <w:drawing>
-          <wp:inline distT="0" distB="0" distL="0" distR="0" wp14:anchorId="16E6C9BB" wp14:editId="2ED5B75E">
+          <wp:inline distT="0" distB="0" distL="0" distR="0" wp14:anchorId="38F39967" wp14:editId="7450C407">
             <wp:extent cx="2700000" cy="5997857"/>
             <wp:effectExtent l="0" t="0" r="0" b="0"/>
             <wp:docPr id="5" name="Picture 5"/>
@@ -3164,31 +3171,31 @@
       </w:rPr>
     </w:lvl>
   </w:abstractNum>
-  <w:num w:numId="1" w16cid:durableId="754980157">
+  <w:num w:numId="1" w16cid:durableId="1940216984">
     <w:abstractNumId w:val="8"/>
   </w:num>
-  <w:num w:numId="2" w16cid:durableId="64035937">
+  <w:num w:numId="2" w16cid:durableId="1781996791">
     <w:abstractNumId w:val="6"/>
   </w:num>
-  <w:num w:numId="3" w16cid:durableId="1840847992">
+  <w:num w:numId="3" w16cid:durableId="1871256579">
     <w:abstractNumId w:val="5"/>
   </w:num>
-  <w:num w:numId="4" w16cid:durableId="1797409806">
+  <w:num w:numId="4" w16cid:durableId="1316299731">
     <w:abstractNumId w:val="4"/>
   </w:num>
-  <w:num w:numId="5" w16cid:durableId="1033111930">
+  <w:num w:numId="5" w16cid:durableId="1460343965">
     <w:abstractNumId w:val="7"/>
   </w:num>
-  <w:num w:numId="6" w16cid:durableId="537087265">
+  <w:num w:numId="6" w16cid:durableId="1628469434">
     <w:abstractNumId w:val="3"/>
   </w:num>
-  <w:num w:numId="7" w16cid:durableId="1432051044">
+  <w:num w:numId="7" w16cid:durableId="1129545165">
     <w:abstractNumId w:val="2"/>
   </w:num>
-  <w:num w:numId="8" w16cid:durableId="1028214864">
+  <w:num w:numId="8" w16cid:durableId="1915701045">
     <w:abstractNumId w:val="1"/>
   </w:num>
-  <w:num w:numId="9" w16cid:durableId="1037774471">
+  <w:num w:numId="9" w16cid:durableId="402484685">
     <w:abstractNumId w:val="0"/>
   </w:num>
 </w:numbering>
